--- a/docs/manuals/manual-telesales-supervisor.docx
+++ b/docs/manuals/manual-telesales-supervisor.docx
@@ -60,9 +60,214 @@
         </w:p>
       </w:sdtContent>
     </w:sdt>
-    <w:p>
-      <w:pPr>
-        <w:pStyle w:val="FirstParagraph"/>
+    <w:tbl>
+      <w:tblPr>
+        <w:tblStyle w:val="Table"/>
+        <w:tblW w:type="pct" w:w="5000"/>
+        <w:tblLook w:firstRow="1" w:lastRow="0" w:firstColumn="0" w:lastColumn="0" w:noHBand="0" w:noVBand="0" w:val="0020"/>
+        <w:jc w:val="start"/>
+      </w:tblPr>
+      <w:tblGrid>
+        <w:gridCol w:w="1584"/>
+        <w:gridCol w:w="1584"/>
+        <w:gridCol w:w="1584"/>
+        <w:gridCol w:w="1584"/>
+        <w:gridCol w:w="1584"/>
+      </w:tblGrid>
+      <w:tr>
+        <w:trPr>
+          <w:tblHeader w:val="true"/>
+          <w:tblHeader w:val="true"/>
+        </w:trPr>
+        <w:tc>
+          <w:tcPr>
+            <w:shd w:val="clear" w:color="auto" w:fill="213368"/>
+          </w:tcPr>
+          <w:p>
+            <w:pPr>
+              <w:pStyle w:val="Compact"/>
+              <w:spacing w:before="20" w:after="20"/>
+              <w:jc w:val="left"/>
+            </w:pPr>
+            <w:r>
+              <w:rPr>
+                <w:b/>
+                <w:color w:val="FFFFFF"/>
+                <w:sz w:val="17"/>
+              </w:rPr>
+              <w:t xml:space="preserve">Document</w:t>
+            </w:r>
+          </w:p>
+        </w:tc>
+        <w:tc>
+          <w:tcPr>
+            <w:shd w:val="clear" w:color="auto" w:fill="213368"/>
+          </w:tcPr>
+          <w:p>
+            <w:pPr>
+              <w:pStyle w:val="Compact"/>
+              <w:spacing w:before="20" w:after="20"/>
+              <w:jc w:val="left"/>
+            </w:pPr>
+            <w:r>
+              <w:rPr>
+                <w:b/>
+                <w:color w:val="FFFFFF"/>
+                <w:sz w:val="17"/>
+              </w:rPr>
+              <w:t xml:space="preserve">Version</w:t>
+            </w:r>
+          </w:p>
+        </w:tc>
+        <w:tc>
+          <w:tcPr>
+            <w:shd w:val="clear" w:color="auto" w:fill="213368"/>
+          </w:tcPr>
+          <w:p>
+            <w:pPr>
+              <w:pStyle w:val="Compact"/>
+              <w:spacing w:before="20" w:after="20"/>
+              <w:jc w:val="left"/>
+            </w:pPr>
+            <w:r>
+              <w:rPr>
+                <w:b/>
+                <w:color w:val="FFFFFF"/>
+                <w:sz w:val="17"/>
+              </w:rPr>
+              <w:t xml:space="preserve">Date</w:t>
+            </w:r>
+          </w:p>
+        </w:tc>
+        <w:tc>
+          <w:tcPr>
+            <w:shd w:val="clear" w:color="auto" w:fill="213368"/>
+          </w:tcPr>
+          <w:p>
+            <w:pPr>
+              <w:pStyle w:val="Compact"/>
+              <w:spacing w:before="20" w:after="20"/>
+              <w:jc w:val="left"/>
+            </w:pPr>
+            <w:r>
+              <w:rPr>
+                <w:b/>
+                <w:color w:val="FFFFFF"/>
+                <w:sz w:val="17"/>
+              </w:rPr>
+              <w:t xml:space="preserve">Owner</w:t>
+            </w:r>
+          </w:p>
+        </w:tc>
+        <w:tc>
+          <w:tcPr>
+            <w:shd w:val="clear" w:color="auto" w:fill="213368"/>
+          </w:tcPr>
+          <w:p>
+            <w:pPr>
+              <w:pStyle w:val="Compact"/>
+              <w:spacing w:before="20" w:after="20"/>
+              <w:jc w:val="left"/>
+            </w:pPr>
+            <w:r>
+              <w:rPr>
+                <w:b/>
+                <w:color w:val="FFFFFF"/>
+                <w:sz w:val="17"/>
+              </w:rPr>
+              <w:t xml:space="preserve">Status</w:t>
+            </w:r>
+          </w:p>
+        </w:tc>
+      </w:tr>
+      <w:tr>
+        <w:tc>
+          <w:tcPr/>
+          <w:p>
+            <w:pPr>
+              <w:pStyle w:val="Compact"/>
+              <w:spacing w:before="20" w:after="20"/>
+              <w:jc w:val="left"/>
+            </w:pPr>
+            <w:r>
+              <w:rPr>
+                <w:sz w:val="17"/>
+              </w:rPr>
+              <w:t xml:space="preserve">Telesales Supervisor Manual</w:t>
+            </w:r>
+          </w:p>
+        </w:tc>
+        <w:tc>
+          <w:tcPr>
+            <w:noWrap/>
+          </w:tcPr>
+          <w:p>
+            <w:pPr>
+              <w:pStyle w:val="Compact"/>
+              <w:spacing w:before="20" w:after="20"/>
+              <w:jc w:val="left"/>
+            </w:pPr>
+            <w:r>
+              <w:rPr>
+                <w:sz w:val="17"/>
+              </w:rPr>
+              <w:t xml:space="preserve">1.0</w:t>
+            </w:r>
+          </w:p>
+        </w:tc>
+        <w:tc>
+          <w:tcPr/>
+          <w:p>
+            <w:pPr>
+              <w:pStyle w:val="Compact"/>
+              <w:spacing w:before="20" w:after="20"/>
+              <w:jc w:val="left"/>
+            </w:pPr>
+            <w:r>
+              <w:rPr>
+                <w:sz w:val="17"/>
+              </w:rPr>
+              <w:t xml:space="preserve">07 October 2026</w:t>
+            </w:r>
+          </w:p>
+        </w:tc>
+        <w:tc>
+          <w:tcPr/>
+          <w:p>
+            <w:pPr>
+              <w:pStyle w:val="Compact"/>
+              <w:spacing w:before="20" w:after="20"/>
+              <w:jc w:val="left"/>
+            </w:pPr>
+            <w:r>
+              <w:rPr>
+                <w:sz w:val="17"/>
+              </w:rPr>
+              <w:t xml:space="preserve">iorta TechNXT — Business Analysis and UX</w:t>
+            </w:r>
+          </w:p>
+        </w:tc>
+        <w:tc>
+          <w:tcPr/>
+          <w:p>
+            <w:pPr>
+              <w:pStyle w:val="Compact"/>
+              <w:spacing w:before="20" w:after="20"/>
+              <w:jc w:val="left"/>
+            </w:pPr>
+            <w:r>
+              <w:rPr>
+                <w:sz w:val="17"/>
+              </w:rPr>
+              <w:t xml:space="preserve">Issued for submission</w:t>
+            </w:r>
+          </w:p>
+        </w:tc>
+      </w:tr>
+    </w:tbl>
+    <w:p>
+      <w:pPr>
+        <w:pStyle w:val="BodyText"/>
       </w:pPr>
       <w:r>
         <w:rPr>
@@ -198,18 +403,6 @@
           <w:rStyle w:val="VerbatimChar"/>
         </w:rPr>
         <w:t xml:space="preserve">quote:create</w:t>
-      </w:r>
-      <w:r>
-        <w:t xml:space="preserve">,</w:t>
-      </w:r>
-      <w:r>
-        <w:t xml:space="preserve"> </w:t>
-      </w:r>
-      <w:r>
-        <w:rPr>
-          <w:rStyle w:val="VerbatimChar"/>
-        </w:rPr>
-        <w:t xml:space="preserve">policy:issue</w:t>
       </w:r>
       <w:r>
         <w:t xml:space="preserve">,</w:t>
@@ -492,12 +685,14 @@
           <w:p>
             <w:pPr>
               <w:pStyle w:val="Compact"/>
+              <w:spacing w:before="20" w:after="20"/>
               <w:jc w:val="left"/>
             </w:pPr>
             <w:r>
               <w:rPr>
                 <w:b/>
                 <w:color w:val="FFFFFF"/>
+                <w:sz w:val="18"/>
               </w:rPr>
               <w:t xml:space="preserve">Time</w:t>
             </w:r>
@@ -510,12 +705,14 @@
           <w:p>
             <w:pPr>
               <w:pStyle w:val="Compact"/>
+              <w:spacing w:before="20" w:after="20"/>
               <w:jc w:val="left"/>
             </w:pPr>
             <w:r>
               <w:rPr>
                 <w:b/>
                 <w:color w:val="FFFFFF"/>
+                <w:sz w:val="18"/>
               </w:rPr>
               <w:t xml:space="preserve">Task</w:t>
             </w:r>
@@ -528,12 +725,14 @@
           <w:p>
             <w:pPr>
               <w:pStyle w:val="Compact"/>
+              <w:spacing w:before="20" w:after="20"/>
               <w:jc w:val="left"/>
             </w:pPr>
             <w:r>
               <w:rPr>
                 <w:b/>
                 <w:color w:val="FFFFFF"/>
+                <w:sz w:val="18"/>
               </w:rPr>
               <w:t xml:space="preserve">Where</w:t>
             </w:r>
@@ -546,9 +745,13 @@
           <w:p>
             <w:pPr>
               <w:pStyle w:val="Compact"/>
-              <w:jc w:val="left"/>
-            </w:pPr>
-            <w:r>
+              <w:spacing w:before="20" w:after="20"/>
+              <w:jc w:val="left"/>
+            </w:pPr>
+            <w:r>
+              <w:rPr>
+                <w:sz w:val="18"/>
+              </w:rPr>
               <w:t xml:space="preserve">Start of shift</w:t>
             </w:r>
           </w:p>
@@ -558,9 +761,13 @@
           <w:p>
             <w:pPr>
               <w:pStyle w:val="Compact"/>
-              <w:jc w:val="left"/>
-            </w:pPr>
-            <w:r>
+              <w:spacing w:before="20" w:after="20"/>
+              <w:jc w:val="left"/>
+            </w:pPr>
+            <w:r>
+              <w:rPr>
+                <w:sz w:val="18"/>
+              </w:rPr>
               <w:t xml:space="preserve">Check open and callback volumes. Assign the backlog.</w:t>
             </w:r>
           </w:p>
@@ -570,9 +777,13 @@
           <w:p>
             <w:pPr>
               <w:pStyle w:val="Compact"/>
-              <w:jc w:val="left"/>
-            </w:pPr>
-            <w:r>
+              <w:spacing w:before="20" w:after="20"/>
+              <w:jc w:val="left"/>
+            </w:pPr>
+            <w:r>
+              <w:rPr>
+                <w:sz w:val="18"/>
+              </w:rPr>
               <w:t xml:space="preserve">Telesales inbox, Home</w:t>
             </w:r>
           </w:p>
@@ -584,9 +795,13 @@
           <w:p>
             <w:pPr>
               <w:pStyle w:val="Compact"/>
-              <w:jc w:val="left"/>
-            </w:pPr>
-            <w:r>
+              <w:spacing w:before="20" w:after="20"/>
+              <w:jc w:val="left"/>
+            </w:pPr>
+            <w:r>
+              <w:rPr>
+                <w:sz w:val="18"/>
+              </w:rPr>
               <w:t xml:space="preserve">Every 1–2 hours</w:t>
             </w:r>
           </w:p>
@@ -596,48 +811,95 @@
           <w:p>
             <w:pPr>
               <w:pStyle w:val="Compact"/>
-              <w:jc w:val="left"/>
-            </w:pPr>
-            <w:r>
-              <w:t xml:space="preserve">Look for handoffs older than 2 business hours. Reassign them.</w:t>
-            </w:r>
-          </w:p>
-        </w:tc>
-        <w:tc>
-          <w:tcPr/>
-          <w:p>
-            <w:pPr>
-              <w:pStyle w:val="Compact"/>
-              <w:jc w:val="left"/>
-            </w:pPr>
-            <w:r>
-              <w:t xml:space="preserve">Telesales inbox (status</w:t>
-            </w:r>
-            <w:r>
+              <w:spacing w:before="20" w:after="20"/>
+              <w:jc w:val="left"/>
+            </w:pPr>
+            <w:r>
+              <w:rPr>
+                <w:sz w:val="18"/>
+              </w:rPr>
+              <w:t xml:space="preserve">Look for handoffs older than 2 business hours (see the</w:t>
+            </w:r>
+            <w:r>
+              <w:rPr>
+                <w:sz w:val="18"/>
+              </w:rPr>
               <w:t xml:space="preserve"> </w:t>
             </w:r>
             <w:r>
               <w:rPr>
                 <w:bCs/>
                 <w:b/>
-              </w:rPr>
-              <w:t xml:space="preserve">open</w:t>
-            </w:r>
-            <w:r>
-              <w:t xml:space="preserve">, oldest first)</w:t>
+                <w:sz w:val="18"/>
+              </w:rPr>
+              <w:t xml:space="preserve">Created</w:t>
+            </w:r>
+            <w:r>
+              <w:rPr>
+                <w:sz w:val="18"/>
+              </w:rPr>
+              <w:t xml:space="preserve"> </w:t>
+            </w:r>
+            <w:r>
+              <w:rPr>
+                <w:sz w:val="18"/>
+              </w:rPr>
+              <w:t xml:space="preserve">column). Reassign them.</w:t>
+            </w:r>
+          </w:p>
+        </w:tc>
+        <w:tc>
+          <w:tcPr/>
+          <w:p>
+            <w:pPr>
+              <w:pStyle w:val="Compact"/>
+              <w:spacing w:before="20" w:after="20"/>
+              <w:jc w:val="left"/>
+            </w:pPr>
+            <w:r>
+              <w:rPr>
+                <w:sz w:val="18"/>
+              </w:rPr>
+              <w:t xml:space="preserve">Telesales inbox (status</w:t>
+            </w:r>
+            <w:r>
+              <w:rPr>
+                <w:sz w:val="18"/>
+              </w:rPr>
+              <w:t xml:space="preserve"> </w:t>
+            </w:r>
+            <w:r>
+              <w:rPr>
+                <w:bCs/>
+                <w:b/>
+                <w:sz w:val="18"/>
+              </w:rPr>
+              <w:t xml:space="preserve">Open</w:t>
+            </w:r>
+            <w:r>
+              <w:rPr>
+                <w:sz w:val="18"/>
+              </w:rPr>
+              <w:t xml:space="preserve">)</w:t>
             </w:r>
           </w:p>
         </w:tc>
       </w:tr>
       <w:tr>
         <w:tc>
-          <w:tcPr/>
-          <w:p>
-            <w:pPr>
-              <w:pStyle w:val="Compact"/>
-              <w:jc w:val="left"/>
-            </w:pPr>
-            <w:r>
+          <w:tcPr>
+            <w:noWrap/>
+          </w:tcPr>
+          <w:p>
+            <w:pPr>
+              <w:pStyle w:val="Compact"/>
+              <w:spacing w:before="20" w:after="20"/>
+              <w:jc w:val="left"/>
+            </w:pPr>
+            <w:r>
+              <w:rPr>
+                <w:sz w:val="18"/>
+              </w:rPr>
               <w:t xml:space="preserve">Midday</w:t>
             </w:r>
           </w:p>
@@ -647,21 +909,29 @@
           <w:p>
             <w:pPr>
               <w:pStyle w:val="Compact"/>
-              <w:jc w:val="left"/>
-            </w:pPr>
-            <w:r>
-              <w:t xml:space="preserve">Spot-check 3–5 handoffs per agent: notes, outcomes, links sent</w:t>
-            </w:r>
-          </w:p>
-        </w:tc>
-        <w:tc>
-          <w:tcPr/>
-          <w:p>
-            <w:pPr>
-              <w:pStyle w:val="Compact"/>
-              <w:jc w:val="left"/>
-            </w:pPr>
-            <w:r>
+              <w:spacing w:before="20" w:after="20"/>
+              <w:jc w:val="left"/>
+            </w:pPr>
+            <w:r>
+              <w:rPr>
+                <w:sz w:val="18"/>
+              </w:rPr>
+              <w:t xml:space="preserve">Spot-check 3–5 handoffs per agent: notes, outcomes, quotes sent to the customer's app</w:t>
+            </w:r>
+          </w:p>
+        </w:tc>
+        <w:tc>
+          <w:tcPr/>
+          <w:p>
+            <w:pPr>
+              <w:pStyle w:val="Compact"/>
+              <w:spacing w:before="20" w:after="20"/>
+              <w:jc w:val="left"/>
+            </w:pPr>
+            <w:r>
+              <w:rPr>
+                <w:sz w:val="18"/>
+              </w:rPr>
               <w:t xml:space="preserve">Handoff detail, Customer 360</w:t>
             </w:r>
           </w:p>
@@ -673,9 +943,13 @@
           <w:p>
             <w:pPr>
               <w:pStyle w:val="Compact"/>
-              <w:jc w:val="left"/>
-            </w:pPr>
-            <w:r>
+              <w:spacing w:before="20" w:after="20"/>
+              <w:jc w:val="left"/>
+            </w:pPr>
+            <w:r>
+              <w:rPr>
+                <w:sz w:val="18"/>
+              </w:rPr>
               <w:t xml:space="preserve">End of shift</w:t>
             </w:r>
           </w:p>
@@ -685,9 +959,13 @@
           <w:p>
             <w:pPr>
               <w:pStyle w:val="Compact"/>
-              <w:jc w:val="left"/>
-            </w:pPr>
-            <w:r>
+              <w:spacing w:before="20" w:after="20"/>
+              <w:jc w:val="left"/>
+            </w:pPr>
+            <w:r>
+              <w:rPr>
+                <w:sz w:val="18"/>
+              </w:rPr>
               <w:t xml:space="preserve">Make sure callbacks have notes and times. Release or reassign handoffs of absent agents.</w:t>
             </w:r>
           </w:p>
@@ -697,9 +975,13 @@
           <w:p>
             <w:pPr>
               <w:pStyle w:val="Compact"/>
-              <w:jc w:val="left"/>
-            </w:pPr>
-            <w:r>
+              <w:spacing w:before="20" w:after="20"/>
+              <w:jc w:val="left"/>
+            </w:pPr>
+            <w:r>
+              <w:rPr>
+                <w:sz w:val="18"/>
+              </w:rPr>
               <w:t xml:space="preserve">Telesales inbox</w:t>
             </w:r>
           </w:p>
@@ -707,13 +989,19 @@
       </w:tr>
       <w:tr>
         <w:tc>
-          <w:tcPr/>
-          <w:p>
-            <w:pPr>
-              <w:pStyle w:val="Compact"/>
-              <w:jc w:val="left"/>
-            </w:pPr>
-            <w:r>
+          <w:tcPr>
+            <w:noWrap/>
+          </w:tcPr>
+          <w:p>
+            <w:pPr>
+              <w:pStyle w:val="Compact"/>
+              <w:spacing w:before="20" w:after="20"/>
+              <w:jc w:val="left"/>
+            </w:pPr>
+            <w:r>
+              <w:rPr>
+                <w:sz w:val="18"/>
+              </w:rPr>
               <w:t xml:space="preserve">Weekly</w:t>
             </w:r>
           </w:p>
@@ -723,9 +1011,13 @@
           <w:p>
             <w:pPr>
               <w:pStyle w:val="Compact"/>
-              <w:jc w:val="left"/>
-            </w:pPr>
-            <w:r>
+              <w:spacing w:before="20" w:after="20"/>
+              <w:jc w:val="left"/>
+            </w:pPr>
+            <w:r>
+              <w:rPr>
+                <w:sz w:val="18"/>
+              </w:rPr>
               <w:t xml:space="preserve">Review KPIs with the team. Feed script and data issues back.</w:t>
             </w:r>
           </w:p>
@@ -735,9 +1027,13 @@
           <w:p>
             <w:pPr>
               <w:pStyle w:val="Compact"/>
-              <w:jc w:val="left"/>
-            </w:pPr>
-            <w:r>
+              <w:spacing w:before="20" w:after="20"/>
+              <w:jc w:val="left"/>
+            </w:pPr>
+            <w:r>
+              <w:rPr>
+                <w:sz w:val="18"/>
+              </w:rPr>
               <w:t xml:space="preserve">Home dashboard, champion forum</w:t>
             </w:r>
           </w:p>
@@ -804,7 +1100,7 @@
         <w:pStyle w:val="Compact"/>
       </w:pPr>
       <w:r>
-        <w:t xml:space="preserve">Filter by status:</w:t>
+        <w:t xml:space="preserve">Filter by</w:t>
       </w:r>
       <w:r>
         <w:t xml:space="preserve"> </w:t>
@@ -814,13 +1110,10 @@
           <w:bCs/>
           <w:b/>
         </w:rPr>
-        <w:t xml:space="preserve">open</w:t>
-      </w:r>
-      <w:r>
-        <w:t xml:space="preserve"> </w:t>
-      </w:r>
-      <w:r>
-        <w:t xml:space="preserve">(not yet claimed),</w:t>
+        <w:t xml:space="preserve">Status</w:t>
+      </w:r>
+      <w:r>
+        <w:t xml:space="preserve">:</w:t>
       </w:r>
       <w:r>
         <w:t xml:space="preserve"> </w:t>
@@ -830,10 +1123,13 @@
           <w:bCs/>
           <w:b/>
         </w:rPr>
-        <w:t xml:space="preserve">claimed</w:t>
-      </w:r>
-      <w:r>
-        <w:t xml:space="preserve">,</w:t>
+        <w:t xml:space="preserve">Open</w:t>
+      </w:r>
+      <w:r>
+        <w:t xml:space="preserve"> </w:t>
+      </w:r>
+      <w:r>
+        <w:t xml:space="preserve">(not yet claimed),</w:t>
       </w:r>
       <w:r>
         <w:t xml:space="preserve"> </w:t>
@@ -843,7 +1139,7 @@
           <w:bCs/>
           <w:b/>
         </w:rPr>
-        <w:t xml:space="preserve">callback</w:t>
+        <w:t xml:space="preserve">Claimed</w:t>
       </w:r>
       <w:r>
         <w:t xml:space="preserve">,</w:t>
@@ -856,7 +1152,7 @@
           <w:bCs/>
           <w:b/>
         </w:rPr>
-        <w:t xml:space="preserve">won</w:t>
+        <w:t xml:space="preserve">Callback</w:t>
       </w:r>
       <w:r>
         <w:t xml:space="preserve">,</w:t>
@@ -869,7 +1165,33 @@
           <w:bCs/>
           <w:b/>
         </w:rPr>
-        <w:t xml:space="preserve">lost</w:t>
+        <w:t xml:space="preserve">Won</w:t>
+      </w:r>
+      <w:r>
+        <w:t xml:space="preserve">,</w:t>
+      </w:r>
+      <w:r>
+        <w:t xml:space="preserve"> </w:t>
+      </w:r>
+      <w:r>
+        <w:rPr>
+          <w:bCs/>
+          <w:b/>
+        </w:rPr>
+        <w:t xml:space="preserve">Lost</w:t>
+      </w:r>
+      <w:r>
+        <w:t xml:space="preserve">, and select</w:t>
+      </w:r>
+      <w:r>
+        <w:t xml:space="preserve"> </w:t>
+      </w:r>
+      <w:r>
+        <w:rPr>
+          <w:bCs/>
+          <w:b/>
+        </w:rPr>
+        <w:t xml:space="preserve">Apply</w:t>
       </w:r>
       <w:r>
         <w:t xml:space="preserve">.</w:t>
@@ -915,61 +1237,121 @@
     </w:p>
     <w:p>
       <w:pPr>
-        <w:numPr>
-          <w:ilvl w:val="0"/>
-          <w:numId w:val="1003"/>
-        </w:numPr>
-        <w:pStyle w:val="Compact"/>
-      </w:pPr>
-      <w:r>
-        <w:t xml:space="preserve">Open the handoff (</w:t>
+        <w:pStyle w:val="FirstParagraph"/>
+      </w:pPr>
+      <w:r>
+        <w:t xml:space="preserve">Assignment needs the</w:t>
+      </w:r>
+      <w:r>
+        <w:t xml:space="preserve"> </w:t>
+      </w:r>
+      <w:r>
+        <w:rPr>
+          <w:rStyle w:val="VerbatimChar"/>
+        </w:rPr>
+        <w:t xml:space="preserve">handoff:assign</w:t>
+      </w:r>
+      <w:r>
+        <w:t xml:space="preserve"> </w:t>
+      </w:r>
+      <w:r>
+        <w:t xml:space="preserve">permission, which only supervisors hold. In v1 it is available through the platform API (</w:t>
+      </w:r>
+      <w:r>
+        <w:rPr>
+          <w:rStyle w:val="VerbatimChar"/>
+        </w:rPr>
+        <w:t xml:space="preserve">PATCH /api/handoffs/:id</w:t>
+      </w:r>
+      <w:r>
+        <w:t xml:space="preserve"> </w:t>
+      </w:r>
+      <w:r>
+        <w:t xml:space="preserve">with the agent's user ID in</w:t>
+      </w:r>
+      <w:r>
+        <w:t xml:space="preserve"> </w:t>
+      </w:r>
+      <w:r>
+        <w:rPr>
+          <w:rStyle w:val="VerbatimChar"/>
+        </w:rPr>
+        <w:t xml:space="preserve">assignTo</w:t>
+      </w:r>
+      <w:r>
+        <w:t xml:space="preserve"> </w:t>
+      </w:r>
+      <w:r>
+        <w:t xml:space="preserve">and a note). The handoff detail in the console does not yet have an</w:t>
+      </w:r>
+      <w:r>
+        <w:t xml:space="preserve"> </w:t>
       </w:r>
       <w:r>
         <w:rPr>
           <w:bCs/>
           <w:b/>
         </w:rPr>
-        <w:t xml:space="preserve">Handoff detail</w:t>
-      </w:r>
-      <w:r>
-        <w:t xml:space="preserve">).</w:t>
-      </w:r>
-    </w:p>
-    <w:p>
-      <w:pPr>
-        <w:numPr>
-          <w:ilvl w:val="0"/>
-          <w:numId w:val="1003"/>
-        </w:numPr>
-        <w:pStyle w:val="Compact"/>
-      </w:pPr>
-      <w:r>
-        <w:t xml:space="preserve">In</w:t>
-      </w:r>
-      <w:r>
-        <w:t xml:space="preserve"> </w:t>
-      </w:r>
+        <w:t xml:space="preserve">Assign to</w:t>
+      </w:r>
+      <w:r>
+        <w:t xml:space="preserve"> </w:t>
+      </w:r>
+      <w:r>
+        <w:t xml:space="preserve">field, so ask the support team or your champion to run the assignment for you until it is added.</w:t>
+      </w:r>
+    </w:p>
+    <w:p>
+      <w:pPr>
+        <w:pStyle w:val="BodyText"/>
+      </w:pPr>
       <w:r>
         <w:rPr>
           <w:bCs/>
           <w:b/>
         </w:rPr>
-        <w:t xml:space="preserve">Assign to</w:t>
-      </w:r>
-      <w:r>
-        <w:t xml:space="preserve">, choose the agent.</w:t>
-      </w:r>
-    </w:p>
-    <w:p>
-      <w:pPr>
-        <w:numPr>
-          <w:ilvl w:val="0"/>
-          <w:numId w:val="1003"/>
-        </w:numPr>
-        <w:pStyle w:val="Compact"/>
-      </w:pPr>
-      <w:r>
-        <w:t xml:space="preserve">Add a</w:t>
+        <w:t xml:space="preserve">What you will see:</w:t>
+      </w:r>
+      <w:r>
+        <w:t xml:space="preserve"> </w:t>
+      </w:r>
+      <w:r>
+        <w:t xml:space="preserve">the handoff shows the new assignee and moves into that agent's queue. The change is recorded in the audit trail (</w:t>
+      </w:r>
+      <w:r>
+        <w:rPr>
+          <w:rStyle w:val="VerbatimChar"/>
+        </w:rPr>
+        <w:t xml:space="preserve">handoff.updated</w:t>
+      </w:r>
+      <w:r>
+        <w:t xml:space="preserve">).</w:t>
+      </w:r>
+    </w:p>
+    <w:p>
+      <w:pPr>
+        <w:pStyle w:val="BlockText"/>
+      </w:pPr>
+      <w:r>
+        <w:t xml:space="preserve">Agents can work only handoffs that are unassigned or assigned to them, so reassigning is how you move work between agents.</w:t>
+      </w:r>
+    </w:p>
+    <w:bookmarkEnd w:id="24"/>
+    <w:bookmarkStart w:id="25" w:name="X88428748741fbb8b8f8125e0b62b1a96cee1bf7"/>
+    <w:p>
+      <w:pPr>
+        <w:pStyle w:val="Heading3"/>
+      </w:pPr>
+      <w:r>
+        <w:t xml:space="preserve">3.3 Release a handoff back to the pool</w:t>
+      </w:r>
+    </w:p>
+    <w:p>
+      <w:pPr>
+        <w:pStyle w:val="FirstParagraph"/>
+      </w:pPr>
+      <w:r>
+        <w:t xml:space="preserve">A claimed handoff can be set back to</w:t>
       </w:r>
       <w:r>
         <w:t xml:space="preserve"> </w:t>
@@ -979,120 +1361,22 @@
           <w:bCs/>
           <w:b/>
         </w:rPr>
-        <w:t xml:space="preserve">Note</w:t>
-      </w:r>
-      <w:r>
-        <w:t xml:space="preserve"> </w:t>
-      </w:r>
-      <w:r>
-        <w:t xml:space="preserve">explaining why (for example "Reassigned — An on leave").</w:t>
-      </w:r>
-    </w:p>
-    <w:p>
-      <w:pPr>
-        <w:numPr>
-          <w:ilvl w:val="0"/>
-          <w:numId w:val="1003"/>
-        </w:numPr>
-        <w:pStyle w:val="Compact"/>
-      </w:pPr>
-      <w:r>
-        <w:t xml:space="preserve">Select</w:t>
-      </w:r>
-      <w:r>
-        <w:t xml:space="preserve"> </w:t>
-      </w:r>
-      <w:r>
-        <w:rPr>
-          <w:bCs/>
-          <w:b/>
-        </w:rPr>
-        <w:t xml:space="preserve">Save</w:t>
-      </w:r>
-      <w:r>
-        <w:t xml:space="preserve">.</w:t>
-      </w:r>
-    </w:p>
-    <w:p>
-      <w:pPr>
-        <w:pStyle w:val="FirstParagraph"/>
-      </w:pPr>
-      <w:r>
-        <w:rPr>
-          <w:bCs/>
-          <w:b/>
-        </w:rPr>
-        <w:t xml:space="preserve">What you will see:</w:t>
-      </w:r>
-      <w:r>
-        <w:t xml:space="preserve"> </w:t>
-      </w:r>
-      <w:r>
-        <w:t xml:space="preserve">the handoff shows the new assignee and moves into that agent's queue. The change is recorded in the audit trail (</w:t>
+        <w:t xml:space="preserve">open</w:t>
+      </w:r>
+      <w:r>
+        <w:t xml:space="preserve"> </w:t>
+      </w:r>
+      <w:r>
+        <w:t xml:space="preserve">(with the assignee cleared) so that any agent in the region can claim it. In v1 this is also done through the API (</w:t>
       </w:r>
       <w:r>
         <w:rPr>
           <w:rStyle w:val="VerbatimChar"/>
         </w:rPr>
-        <w:t xml:space="preserve">handoff.updated</w:t>
+        <w:t xml:space="preserve">status: "open"</w:t>
       </w:r>
       <w:r>
         <w:t xml:space="preserve">).</w:t>
-      </w:r>
-    </w:p>
-    <w:p>
-      <w:pPr>
-        <w:pStyle w:val="BlockText"/>
-      </w:pPr>
-      <w:r>
-        <w:t xml:space="preserve">Agents can work only handoffs that are unassigned or assigned to them, so reassigning is how you move work between agents.</w:t>
-      </w:r>
-    </w:p>
-    <w:bookmarkEnd w:id="24"/>
-    <w:bookmarkStart w:id="25" w:name="X88428748741fbb8b8f8125e0b62b1a96cee1bf7"/>
-    <w:p>
-      <w:pPr>
-        <w:pStyle w:val="Heading3"/>
-      </w:pPr>
-      <w:r>
-        <w:t xml:space="preserve">3.3 Release a handoff back to the pool</w:t>
-      </w:r>
-    </w:p>
-    <w:p>
-      <w:pPr>
-        <w:pStyle w:val="FirstParagraph"/>
-      </w:pPr>
-      <w:r>
-        <w:t xml:space="preserve">Set status from</w:t>
-      </w:r>
-      <w:r>
-        <w:t xml:space="preserve"> </w:t>
-      </w:r>
-      <w:r>
-        <w:rPr>
-          <w:bCs/>
-          <w:b/>
-        </w:rPr>
-        <w:t xml:space="preserve">claimed</w:t>
-      </w:r>
-      <w:r>
-        <w:t xml:space="preserve"> </w:t>
-      </w:r>
-      <w:r>
-        <w:t xml:space="preserve">back to</w:t>
-      </w:r>
-      <w:r>
-        <w:t xml:space="preserve"> </w:t>
-      </w:r>
-      <w:r>
-        <w:rPr>
-          <w:bCs/>
-          <w:b/>
-        </w:rPr>
-        <w:t xml:space="preserve">open</w:t>
-      </w:r>
-      <w:r>
-        <w:t xml:space="preserve">, optionally clearing the assignee. Any agent in the region can then claim it.</w:t>
       </w:r>
     </w:p>
     <w:bookmarkEnd w:id="25"/>
@@ -1197,12 +1481,14 @@
           <w:p>
             <w:pPr>
               <w:pStyle w:val="Compact"/>
+              <w:spacing w:before="20" w:after="20"/>
               <w:jc w:val="left"/>
             </w:pPr>
             <w:r>
               <w:rPr>
                 <w:b/>
                 <w:color w:val="FFFFFF"/>
+                <w:sz w:val="18"/>
               </w:rPr>
               <w:t xml:space="preserve">Section</w:t>
             </w:r>
@@ -1215,12 +1501,14 @@
           <w:p>
             <w:pPr>
               <w:pStyle w:val="Compact"/>
+              <w:spacing w:before="20" w:after="20"/>
               <w:jc w:val="left"/>
             </w:pPr>
             <w:r>
               <w:rPr>
                 <w:b/>
                 <w:color w:val="FFFFFF"/>
+                <w:sz w:val="18"/>
               </w:rPr>
               <w:t xml:space="preserve">What to look at</w:t>
             </w:r>
@@ -1233,22 +1521,30 @@
           <w:p>
             <w:pPr>
               <w:pStyle w:val="Compact"/>
-              <w:jc w:val="left"/>
-            </w:pPr>
-            <w:r>
-              <w:t xml:space="preserve">Engagement → handoffs</w:t>
-            </w:r>
-          </w:p>
-        </w:tc>
-        <w:tc>
-          <w:tcPr/>
-          <w:p>
-            <w:pPr>
-              <w:pStyle w:val="Compact"/>
-              <w:jc w:val="left"/>
-            </w:pPr>
-            <w:r>
-              <w:t xml:space="preserve">Count by status (open, claimed, callback, won, lost)</w:t>
+              <w:spacing w:before="20" w:after="20"/>
+              <w:jc w:val="left"/>
+            </w:pPr>
+            <w:r>
+              <w:rPr>
+                <w:sz w:val="18"/>
+              </w:rPr>
+              <w:t xml:space="preserve">Key indicators</w:t>
+            </w:r>
+          </w:p>
+        </w:tc>
+        <w:tc>
+          <w:tcPr/>
+          <w:p>
+            <w:pPr>
+              <w:pStyle w:val="Compact"/>
+              <w:spacing w:before="20" w:after="20"/>
+              <w:jc w:val="left"/>
+            </w:pPr>
+            <w:r>
+              <w:rPr>
+                <w:sz w:val="18"/>
+              </w:rPr>
+              <w:t xml:space="preserve">Hot leads, policies sold, open data issues</w:t>
             </w:r>
           </w:p>
         </w:tc>
@@ -1259,69 +1555,105 @@
           <w:p>
             <w:pPr>
               <w:pStyle w:val="Compact"/>
-              <w:jc w:val="left"/>
-            </w:pPr>
-            <w:r>
-              <w:t xml:space="preserve">Engagement → voice outcomes</w:t>
-            </w:r>
-          </w:p>
-        </w:tc>
-        <w:tc>
-          <w:tcPr/>
-          <w:p>
-            <w:pPr>
-              <w:pStyle w:val="Compact"/>
-              <w:jc w:val="left"/>
-            </w:pPr>
-            <w:r>
+              <w:spacing w:before="20" w:after="20"/>
+              <w:jc w:val="left"/>
+            </w:pPr>
+            <w:r>
+              <w:rPr>
+                <w:sz w:val="18"/>
+              </w:rPr>
+              <w:t xml:space="preserve">Voice bot outcomes</w:t>
+            </w:r>
+          </w:p>
+        </w:tc>
+        <w:tc>
+          <w:tcPr/>
+          <w:p>
+            <w:pPr>
+              <w:pStyle w:val="Compact"/>
+              <w:spacing w:before="20" w:after="20"/>
+              <w:jc w:val="left"/>
+            </w:pPr>
+            <w:r>
+              <w:rPr>
+                <w:sz w:val="18"/>
+              </w:rPr>
               <w:t xml:space="preserve">How many calls ended</w:t>
             </w:r>
             <w:r>
+              <w:rPr>
+                <w:sz w:val="18"/>
+              </w:rPr>
               <w:t xml:space="preserve"> </w:t>
             </w:r>
             <w:r>
               <w:rPr>
                 <w:rStyle w:val="VerbatimChar"/>
+                <w:sz w:val="18"/>
               </w:rPr>
               <w:t xml:space="preserve">hot_handoff</w:t>
             </w:r>
             <w:r>
+              <w:rPr>
+                <w:sz w:val="18"/>
+              </w:rPr>
               <w:t xml:space="preserve">,</w:t>
             </w:r>
             <w:r>
+              <w:rPr>
+                <w:sz w:val="18"/>
+              </w:rPr>
               <w:t xml:space="preserve"> </w:t>
             </w:r>
             <w:r>
               <w:rPr>
                 <w:rStyle w:val="VerbatimChar"/>
+                <w:sz w:val="18"/>
               </w:rPr>
               <w:t xml:space="preserve">link_sent</w:t>
             </w:r>
             <w:r>
+              <w:rPr>
+                <w:sz w:val="18"/>
+              </w:rPr>
               <w:t xml:space="preserve">,</w:t>
             </w:r>
             <w:r>
+              <w:rPr>
+                <w:sz w:val="18"/>
+              </w:rPr>
               <w:t xml:space="preserve"> </w:t>
             </w:r>
             <w:r>
               <w:rPr>
                 <w:rStyle w:val="VerbatimChar"/>
+                <w:sz w:val="18"/>
               </w:rPr>
               <w:t xml:space="preserve">opted_out</w:t>
             </w:r>
             <w:r>
+              <w:rPr>
+                <w:sz w:val="18"/>
+              </w:rPr>
               <w:t xml:space="preserve">,</w:t>
             </w:r>
             <w:r>
+              <w:rPr>
+                <w:sz w:val="18"/>
+              </w:rPr>
               <w:t xml:space="preserve"> </w:t>
             </w:r>
             <w:r>
               <w:rPr>
                 <w:rStyle w:val="VerbatimChar"/>
+                <w:sz w:val="18"/>
               </w:rPr>
               <w:t xml:space="preserve">plate_mismatch</w:t>
             </w:r>
             <w:r>
+              <w:rPr>
+                <w:sz w:val="18"/>
+              </w:rPr>
               <w:t xml:space="preserve">…</w:t>
             </w:r>
           </w:p>
@@ -1333,64 +1665,30 @@
           <w:p>
             <w:pPr>
               <w:pStyle w:val="Compact"/>
-              <w:jc w:val="left"/>
-            </w:pPr>
-            <w:r>
-              <w:t xml:space="preserve">Sales → by channel</w:t>
-            </w:r>
-          </w:p>
-        </w:tc>
-        <w:tc>
-          <w:tcPr/>
-          <w:p>
-            <w:pPr>
-              <w:pStyle w:val="Compact"/>
-              <w:jc w:val="left"/>
-            </w:pPr>
-            <w:r>
-              <w:t xml:space="preserve">Orders through</w:t>
-            </w:r>
-            <w:r>
-              <w:t xml:space="preserve"> </w:t>
-            </w:r>
-            <w:r>
-              <w:rPr>
-                <w:rStyle w:val="VerbatimChar"/>
-              </w:rPr>
-              <w:t xml:space="preserve">telesales</w:t>
-            </w:r>
-            <w:r>
-              <w:t xml:space="preserve"> </w:t>
-            </w:r>
-            <w:r>
-              <w:t xml:space="preserve">vs</w:t>
-            </w:r>
-            <w:r>
-              <w:t xml:space="preserve"> </w:t>
-            </w:r>
-            <w:r>
-              <w:rPr>
-                <w:rStyle w:val="VerbatimChar"/>
-              </w:rPr>
-              <w:t xml:space="preserve">vetc_app</w:t>
-            </w:r>
-            <w:r>
-              <w:t xml:space="preserve"> </w:t>
-            </w:r>
-            <w:r>
-              <w:t xml:space="preserve">/</w:t>
-            </w:r>
-            <w:r>
-              <w:t xml:space="preserve"> </w:t>
-            </w:r>
-            <w:r>
-              <w:rPr>
-                <w:rStyle w:val="VerbatimChar"/>
-              </w:rPr>
-              <w:t xml:space="preserve">zalo</w:t>
-            </w:r>
-            <w:r>
-              <w:t xml:space="preserve">. Telesales success often shows as app orders when agents send links.</w:t>
+              <w:spacing w:before="20" w:after="20"/>
+              <w:jc w:val="left"/>
+            </w:pPr>
+            <w:r>
+              <w:rPr>
+                <w:sz w:val="18"/>
+              </w:rPr>
+              <w:t xml:space="preserve">Sales by journey</w:t>
+            </w:r>
+          </w:p>
+        </w:tc>
+        <w:tc>
+          <w:tcPr/>
+          <w:p>
+            <w:pPr>
+              <w:pStyle w:val="Compact"/>
+              <w:spacing w:before="20" w:after="20"/>
+              <w:jc w:val="left"/>
+            </w:pPr>
+            <w:r>
+              <w:rPr>
+                <w:sz w:val="18"/>
+              </w:rPr>
+              <w:t xml:space="preserve">Orders by journey. Telesales success shows as app orders, because customers pay in the app.</w:t>
             </w:r>
           </w:p>
         </w:tc>
@@ -1401,27 +1699,78 @@
           <w:p>
             <w:pPr>
               <w:pStyle w:val="Compact"/>
-              <w:jc w:val="left"/>
-            </w:pPr>
-            <w:r>
-              <w:t xml:space="preserve">Adoption tab</w:t>
-            </w:r>
-          </w:p>
-        </w:tc>
-        <w:tc>
-          <w:tcPr/>
-          <w:p>
-            <w:pPr>
-              <w:pStyle w:val="Compact"/>
-              <w:jc w:val="left"/>
-            </w:pPr>
-            <w:r>
-              <w:t xml:space="preserve">Active users, handoff actions, and targets (weekly active telesales ≥ 90 %, handoff first contact within 2 business hours)</w:t>
+              <w:spacing w:before="20" w:after="20"/>
+              <w:jc w:val="left"/>
+            </w:pPr>
+            <w:r>
+              <w:rPr>
+                <w:sz w:val="18"/>
+              </w:rPr>
+              <w:t xml:space="preserve">Telesales inbox</w:t>
+            </w:r>
+          </w:p>
+        </w:tc>
+        <w:tc>
+          <w:tcPr/>
+          <w:p>
+            <w:pPr>
+              <w:pStyle w:val="Compact"/>
+              <w:spacing w:before="20" w:after="20"/>
+              <w:jc w:val="left"/>
+            </w:pPr>
+            <w:r>
+              <w:rPr>
+                <w:sz w:val="18"/>
+              </w:rPr>
+              <w:t xml:space="preserve">Counts by status (Open, Claimed, Callback, Won, Lost) using the</w:t>
+            </w:r>
+            <w:r>
+              <w:rPr>
+                <w:sz w:val="18"/>
+              </w:rPr>
+              <w:t xml:space="preserve"> </w:t>
+            </w:r>
+            <w:r>
+              <w:rPr>
+                <w:bCs/>
+                <w:b/>
+                <w:sz w:val="18"/>
+              </w:rPr>
+              <w:t xml:space="preserve">Status</w:t>
+            </w:r>
+            <w:r>
+              <w:rPr>
+                <w:sz w:val="18"/>
+              </w:rPr>
+              <w:t xml:space="preserve"> </w:t>
+            </w:r>
+            <w:r>
+              <w:rPr>
+                <w:sz w:val="18"/>
+              </w:rPr>
+              <w:t xml:space="preserve">filter</w:t>
             </w:r>
           </w:p>
         </w:tc>
       </w:tr>
     </w:tbl>
+    <w:p>
+      <w:pPr>
+        <w:pStyle w:val="BodyText"/>
+      </w:pPr>
+      <w:r>
+        <w:t xml:space="preserve">Adoption figures (active users, handoff actions and the built-in targets: weekly active telesales ≥ 90 %, handoff first contact within 2 business hours) come from the adoption report (</w:t>
+      </w:r>
+      <w:r>
+        <w:rPr>
+          <w:rStyle w:val="VerbatimChar"/>
+        </w:rPr>
+        <w:t xml:space="preserve">GET /api/dashboard/adoption</w:t>
+      </w:r>
+      <w:r>
+        <w:t xml:space="preserve">), shared in the weekly pilot review.</w:t>
+      </w:r>
+    </w:p>
     <w:bookmarkEnd w:id="28"/>
     <w:bookmarkStart w:id="29" w:name="Xe66f6c6e96332d36bbea1e956f5b421bfedc160"/>
     <w:p>
@@ -1455,12 +1804,14 @@
           <w:p>
             <w:pPr>
               <w:pStyle w:val="Compact"/>
+              <w:spacing w:before="20" w:after="20"/>
               <w:jc w:val="left"/>
             </w:pPr>
             <w:r>
               <w:rPr>
                 <w:b/>
                 <w:color w:val="FFFFFF"/>
+                <w:sz w:val="18"/>
               </w:rPr>
               <w:t xml:space="preserve">KPI</w:t>
             </w:r>
@@ -1473,12 +1824,14 @@
           <w:p>
             <w:pPr>
               <w:pStyle w:val="Compact"/>
+              <w:spacing w:before="20" w:after="20"/>
               <w:jc w:val="left"/>
             </w:pPr>
             <w:r>
               <w:rPr>
                 <w:b/>
                 <w:color w:val="FFFFFF"/>
+                <w:sz w:val="18"/>
               </w:rPr>
               <w:t xml:space="preserve">Target</w:t>
             </w:r>
@@ -1491,9 +1844,13 @@
           <w:p>
             <w:pPr>
               <w:pStyle w:val="Compact"/>
-              <w:jc w:val="left"/>
-            </w:pPr>
-            <w:r>
+              <w:spacing w:before="20" w:after="20"/>
+              <w:jc w:val="left"/>
+            </w:pPr>
+            <w:r>
+              <w:rPr>
+                <w:sz w:val="18"/>
+              </w:rPr>
               <w:t xml:space="preserve">Handoff first-contact time (median)</w:t>
             </w:r>
           </w:p>
@@ -1503,9 +1860,13 @@
           <w:p>
             <w:pPr>
               <w:pStyle w:val="Compact"/>
-              <w:jc w:val="left"/>
-            </w:pPr>
-            <w:r>
+              <w:spacing w:before="20" w:after="20"/>
+              <w:jc w:val="left"/>
+            </w:pPr>
+            <w:r>
+              <w:rPr>
+                <w:sz w:val="18"/>
+              </w:rPr>
               <w:t xml:space="preserve">≤ 2 business hours (pilot), ≤ 1 (scale)</w:t>
             </w:r>
           </w:p>
@@ -1517,9 +1878,13 @@
           <w:p>
             <w:pPr>
               <w:pStyle w:val="Compact"/>
-              <w:jc w:val="left"/>
-            </w:pPr>
-            <w:r>
+              <w:spacing w:before="20" w:after="20"/>
+              <w:jc w:val="left"/>
+            </w:pPr>
+            <w:r>
+              <w:rPr>
+                <w:sz w:val="18"/>
+              </w:rPr>
               <w:t xml:space="preserve">Open handoffs older than 1 business day</w:t>
             </w:r>
           </w:p>
@@ -1529,9 +1894,13 @@
           <w:p>
             <w:pPr>
               <w:pStyle w:val="Compact"/>
-              <w:jc w:val="left"/>
-            </w:pPr>
-            <w:r>
+              <w:spacing w:before="20" w:after="20"/>
+              <w:jc w:val="left"/>
+            </w:pPr>
+            <w:r>
+              <w:rPr>
+                <w:sz w:val="18"/>
+              </w:rPr>
               <w:t xml:space="preserve">≤ 10 %</w:t>
             </w:r>
           </w:p>
@@ -1543,9 +1912,13 @@
           <w:p>
             <w:pPr>
               <w:pStyle w:val="Compact"/>
-              <w:jc w:val="left"/>
-            </w:pPr>
-            <w:r>
+              <w:spacing w:before="20" w:after="20"/>
+              <w:jc w:val="left"/>
+            </w:pPr>
+            <w:r>
+              <w:rPr>
+                <w:sz w:val="18"/>
+              </w:rPr>
               <w:t xml:space="preserve">Outcomes recorded with a note</w:t>
             </w:r>
           </w:p>
@@ -1555,9 +1928,13 @@
           <w:p>
             <w:pPr>
               <w:pStyle w:val="Compact"/>
-              <w:jc w:val="left"/>
-            </w:pPr>
-            <w:r>
+              <w:spacing w:before="20" w:after="20"/>
+              <w:jc w:val="left"/>
+            </w:pPr>
+            <w:r>
+              <w:rPr>
+                <w:sz w:val="18"/>
+              </w:rPr>
               <w:t xml:space="preserve">100 %</w:t>
             </w:r>
           </w:p>
@@ -1569,9 +1946,13 @@
           <w:p>
             <w:pPr>
               <w:pStyle w:val="Compact"/>
-              <w:jc w:val="left"/>
-            </w:pPr>
-            <w:r>
+              <w:spacing w:before="20" w:after="20"/>
+              <w:jc w:val="left"/>
+            </w:pPr>
+            <w:r>
+              <w:rPr>
+                <w:sz w:val="18"/>
+              </w:rPr>
               <w:t xml:space="preserve">Weekly active agents</w:t>
             </w:r>
           </w:p>
@@ -1581,9 +1962,13 @@
           <w:p>
             <w:pPr>
               <w:pStyle w:val="Compact"/>
-              <w:jc w:val="left"/>
-            </w:pPr>
-            <w:r>
+              <w:spacing w:before="20" w:after="20"/>
+              <w:jc w:val="left"/>
+            </w:pPr>
+            <w:r>
+              <w:rPr>
+                <w:sz w:val="18"/>
+              </w:rPr>
               <w:t xml:space="preserve">≥ 90 %</w:t>
             </w:r>
           </w:p>
@@ -1595,21 +1980,31 @@
           <w:p>
             <w:pPr>
               <w:pStyle w:val="Compact"/>
-              <w:jc w:val="left"/>
-            </w:pPr>
-            <w:r>
+              <w:spacing w:before="20" w:after="20"/>
+              <w:jc w:val="left"/>
+            </w:pPr>
+            <w:r>
+              <w:rPr>
+                <w:sz w:val="18"/>
+              </w:rPr>
               <w:t xml:space="preserve">Opt-out complaints after human calls</w:t>
             </w:r>
           </w:p>
         </w:tc>
         <w:tc>
-          <w:tcPr/>
-          <w:p>
-            <w:pPr>
-              <w:pStyle w:val="Compact"/>
-              <w:jc w:val="left"/>
-            </w:pPr>
-            <w:r>
+          <w:tcPr>
+            <w:noWrap/>
+          </w:tcPr>
+          <w:p>
+            <w:pPr>
+              <w:pStyle w:val="Compact"/>
+              <w:spacing w:before="20" w:after="20"/>
+              <w:jc w:val="left"/>
+            </w:pPr>
+            <w:r>
+              <w:rPr>
+                <w:sz w:val="18"/>
+              </w:rPr>
               <w:t xml:space="preserve">0</w:t>
             </w:r>
           </w:p>
@@ -1630,7 +2025,7 @@
       <w:pPr>
         <w:numPr>
           <w:ilvl w:val="0"/>
-          <w:numId w:val="1004"/>
+          <w:numId w:val="1003"/>
         </w:numPr>
         <w:pStyle w:val="Compact"/>
       </w:pPr>
@@ -1642,7 +2037,7 @@
       <w:pPr>
         <w:numPr>
           <w:ilvl w:val="0"/>
-          <w:numId w:val="1004"/>
+          <w:numId w:val="1003"/>
         </w:numPr>
         <w:pStyle w:val="Compact"/>
       </w:pPr>
@@ -1654,7 +2049,7 @@
       <w:pPr>
         <w:numPr>
           <w:ilvl w:val="0"/>
-          <w:numId w:val="1004"/>
+          <w:numId w:val="1003"/>
         </w:numPr>
         <w:pStyle w:val="Compact"/>
       </w:pPr>
@@ -1666,19 +2061,19 @@
       <w:pPr>
         <w:numPr>
           <w:ilvl w:val="0"/>
-          <w:numId w:val="1004"/>
+          <w:numId w:val="1003"/>
         </w:numPr>
         <w:pStyle w:val="Compact"/>
       </w:pPr>
       <w:r>
-        <w:t xml:space="preserve">☐ One-tap link sent (rather than issuing by phone where the customer could pay in-app)?</w:t>
+        <w:t xml:space="preserve">☐ Quote sent to the customer's VETC app, with no payment taken by phone?</w:t>
       </w:r>
     </w:p>
     <w:p>
       <w:pPr>
         <w:numPr>
           <w:ilvl w:val="0"/>
-          <w:numId w:val="1004"/>
+          <w:numId w:val="1003"/>
         </w:numPr>
         <w:pStyle w:val="Compact"/>
       </w:pPr>
@@ -1728,12 +2123,14 @@
           <w:p>
             <w:pPr>
               <w:pStyle w:val="Compact"/>
+              <w:spacing w:before="20" w:after="20"/>
               <w:jc w:val="left"/>
             </w:pPr>
             <w:r>
               <w:rPr>
                 <w:b/>
                 <w:color w:val="FFFFFF"/>
+                <w:sz w:val="18"/>
               </w:rPr>
               <w:t xml:space="preserve">Issue</w:t>
             </w:r>
@@ -1746,12 +2143,14 @@
           <w:p>
             <w:pPr>
               <w:pStyle w:val="Compact"/>
+              <w:spacing w:before="20" w:after="20"/>
               <w:jc w:val="left"/>
             </w:pPr>
             <w:r>
               <w:rPr>
                 <w:b/>
                 <w:color w:val="FFFFFF"/>
+                <w:sz w:val="18"/>
               </w:rPr>
               <w:t xml:space="preserve">Escalate to</w:t>
             </w:r>
@@ -1764,12 +2163,14 @@
           <w:p>
             <w:pPr>
               <w:pStyle w:val="Compact"/>
+              <w:spacing w:before="20" w:after="20"/>
               <w:jc w:val="left"/>
             </w:pPr>
             <w:r>
               <w:rPr>
                 <w:b/>
                 <w:color w:val="FFFFFF"/>
+                <w:sz w:val="18"/>
               </w:rPr>
               <w:t xml:space="preserve">How</w:t>
             </w:r>
@@ -1782,9 +2183,13 @@
           <w:p>
             <w:pPr>
               <w:pStyle w:val="Compact"/>
-              <w:jc w:val="left"/>
-            </w:pPr>
-            <w:r>
+              <w:spacing w:before="20" w:after="20"/>
+              <w:jc w:val="left"/>
+            </w:pPr>
+            <w:r>
+              <w:rPr>
+                <w:sz w:val="18"/>
+              </w:rPr>
               <w:t xml:space="preserve">Wrong expiry dates or wrong-person calls in volume</w:t>
             </w:r>
           </w:p>
@@ -1794,9 +2199,13 @@
           <w:p>
             <w:pPr>
               <w:pStyle w:val="Compact"/>
-              <w:jc w:val="left"/>
-            </w:pPr>
-            <w:r>
+              <w:spacing w:before="20" w:after="20"/>
+              <w:jc w:val="left"/>
+            </w:pPr>
+            <w:r>
+              <w:rPr>
+                <w:sz w:val="18"/>
+              </w:rPr>
               <w:t xml:space="preserve">Data steward</w:t>
             </w:r>
           </w:p>
@@ -1806,9 +2215,13 @@
           <w:p>
             <w:pPr>
               <w:pStyle w:val="Compact"/>
-              <w:jc w:val="left"/>
-            </w:pPr>
-            <w:r>
+              <w:spacing w:before="20" w:after="20"/>
+              <w:jc w:val="left"/>
+            </w:pPr>
+            <w:r>
+              <w:rPr>
+                <w:sz w:val="18"/>
+              </w:rPr>
               <w:t xml:space="preserve">List the plates and customer IDs (no phone numbers in chat)</w:t>
             </w:r>
           </w:p>
@@ -1820,9 +2233,13 @@
           <w:p>
             <w:pPr>
               <w:pStyle w:val="Compact"/>
-              <w:jc w:val="left"/>
-            </w:pPr>
-            <w:r>
+              <w:spacing w:before="20" w:after="20"/>
+              <w:jc w:val="left"/>
+            </w:pPr>
+            <w:r>
+              <w:rPr>
+                <w:sz w:val="18"/>
+              </w:rPr>
               <w:t xml:space="preserve">Voice bot script causes confusion</w:t>
             </w:r>
           </w:p>
@@ -1832,9 +2249,13 @@
           <w:p>
             <w:pPr>
               <w:pStyle w:val="Compact"/>
-              <w:jc w:val="left"/>
-            </w:pPr>
-            <w:r>
+              <w:spacing w:before="20" w:after="20"/>
+              <w:jc w:val="left"/>
+            </w:pPr>
+            <w:r>
+              <w:rPr>
+                <w:sz w:val="18"/>
+              </w:rPr>
               <w:t xml:space="preserve">Campaign manager / Compliance</w:t>
             </w:r>
           </w:p>
@@ -1844,9 +2265,13 @@
           <w:p>
             <w:pPr>
               <w:pStyle w:val="Compact"/>
-              <w:jc w:val="left"/>
-            </w:pPr>
-            <w:r>
+              <w:spacing w:before="20" w:after="20"/>
+              <w:jc w:val="left"/>
+            </w:pPr>
+            <w:r>
+              <w:rPr>
+                <w:sz w:val="18"/>
+              </w:rPr>
               <w:t xml:space="preserve">Example transcripts (session IDs). Changes go through the Rules studio.</w:t>
             </w:r>
           </w:p>
@@ -1858,9 +2283,13 @@
           <w:p>
             <w:pPr>
               <w:pStyle w:val="Compact"/>
-              <w:jc w:val="left"/>
-            </w:pPr>
-            <w:r>
+              <w:spacing w:before="20" w:after="20"/>
+              <w:jc w:val="left"/>
+            </w:pPr>
+            <w:r>
+              <w:rPr>
+                <w:sz w:val="18"/>
+              </w:rPr>
               <w:t xml:space="preserve">Customer complaint about contact frequency</w:t>
             </w:r>
           </w:p>
@@ -1870,9 +2299,13 @@
           <w:p>
             <w:pPr>
               <w:pStyle w:val="Compact"/>
-              <w:jc w:val="left"/>
-            </w:pPr>
-            <w:r>
+              <w:spacing w:before="20" w:after="20"/>
+              <w:jc w:val="left"/>
+            </w:pPr>
+            <w:r>
+              <w:rPr>
+                <w:sz w:val="18"/>
+              </w:rPr>
               <w:t xml:space="preserve">Compliance</w:t>
             </w:r>
           </w:p>
@@ -1882,9 +2315,13 @@
           <w:p>
             <w:pPr>
               <w:pStyle w:val="Compact"/>
-              <w:jc w:val="left"/>
-            </w:pPr>
-            <w:r>
+              <w:spacing w:before="20" w:after="20"/>
+              <w:jc w:val="left"/>
+            </w:pPr>
+            <w:r>
+              <w:rPr>
+                <w:sz w:val="18"/>
+              </w:rPr>
               <w:t xml:space="preserve">Customer ID and dates. Consent can be withdrawn by the customer in the app.</w:t>
             </w:r>
           </w:p>
@@ -1896,21 +2333,29 @@
           <w:p>
             <w:pPr>
               <w:pStyle w:val="Compact"/>
-              <w:jc w:val="left"/>
-            </w:pPr>
-            <w:r>
-              <w:t xml:space="preserve">Wallet or issuance failures</w:t>
-            </w:r>
-          </w:p>
-        </w:tc>
-        <w:tc>
-          <w:tcPr/>
-          <w:p>
-            <w:pPr>
-              <w:pStyle w:val="Compact"/>
-              <w:jc w:val="left"/>
-            </w:pPr>
-            <w:r>
+              <w:spacing w:before="20" w:after="20"/>
+              <w:jc w:val="left"/>
+            </w:pPr>
+            <w:r>
+              <w:rPr>
+                <w:sz w:val="18"/>
+              </w:rPr>
+              <w:t xml:space="preserve">Quote sending, wallet or issuance failures</w:t>
+            </w:r>
+          </w:p>
+        </w:tc>
+        <w:tc>
+          <w:tcPr/>
+          <w:p>
+            <w:pPr>
+              <w:pStyle w:val="Compact"/>
+              <w:spacing w:before="20" w:after="20"/>
+              <w:jc w:val="left"/>
+            </w:pPr>
+            <w:r>
+              <w:rPr>
+                <w:sz w:val="18"/>
+              </w:rPr>
               <w:t xml:space="preserve">Support (service desk)</w:t>
             </w:r>
           </w:p>
@@ -1920,9 +2365,13 @@
           <w:p>
             <w:pPr>
               <w:pStyle w:val="Compact"/>
-              <w:jc w:val="left"/>
-            </w:pPr>
-            <w:r>
+              <w:spacing w:before="20" w:after="20"/>
+              <w:jc w:val="left"/>
+            </w:pPr>
+            <w:r>
+              <w:rPr>
+                <w:sz w:val="18"/>
+              </w:rPr>
               <w:t xml:space="preserve">Support code and time</w:t>
             </w:r>
           </w:p>
@@ -1934,9 +2383,13 @@
           <w:p>
             <w:pPr>
               <w:pStyle w:val="Compact"/>
-              <w:jc w:val="left"/>
-            </w:pPr>
-            <w:r>
+              <w:spacing w:before="20" w:after="20"/>
+              <w:jc w:val="left"/>
+            </w:pPr>
+            <w:r>
+              <w:rPr>
+                <w:sz w:val="18"/>
+              </w:rPr>
               <w:t xml:space="preserve">Agent needs a different region or role</w:t>
             </w:r>
           </w:p>
@@ -1946,9 +2399,13 @@
           <w:p>
             <w:pPr>
               <w:pStyle w:val="Compact"/>
-              <w:jc w:val="left"/>
-            </w:pPr>
-            <w:r>
+              <w:spacing w:before="20" w:after="20"/>
+              <w:jc w:val="left"/>
+            </w:pPr>
+            <w:r>
+              <w:rPr>
+                <w:sz w:val="18"/>
+              </w:rPr>
               <w:t xml:space="preserve">Platform administrator</w:t>
             </w:r>
           </w:p>
@@ -1958,9 +2415,13 @@
           <w:p>
             <w:pPr>
               <w:pStyle w:val="Compact"/>
-              <w:jc w:val="left"/>
-            </w:pPr>
-            <w:r>
+              <w:spacing w:before="20" w:after="20"/>
+              <w:jc w:val="left"/>
+            </w:pPr>
+            <w:r>
+              <w:rPr>
+                <w:sz w:val="18"/>
+              </w:rPr>
               <w:t xml:space="preserve">Access request</w:t>
             </w:r>
           </w:p>
@@ -2007,12 +2468,14 @@
           <w:p>
             <w:pPr>
               <w:pStyle w:val="Compact"/>
+              <w:spacing w:before="20" w:after="20"/>
               <w:jc w:val="left"/>
             </w:pPr>
             <w:r>
               <w:rPr>
                 <w:b/>
                 <w:color w:val="FFFFFF"/>
+                <w:sz w:val="18"/>
               </w:rPr>
               <w:t xml:space="preserve">Problem</w:t>
             </w:r>
@@ -2025,12 +2488,14 @@
           <w:p>
             <w:pPr>
               <w:pStyle w:val="Compact"/>
+              <w:spacing w:before="20" w:after="20"/>
               <w:jc w:val="left"/>
             </w:pPr>
             <w:r>
               <w:rPr>
                 <w:b/>
                 <w:color w:val="FFFFFF"/>
+                <w:sz w:val="18"/>
               </w:rPr>
               <w:t xml:space="preserve">Fix</w:t>
             </w:r>
@@ -2043,9 +2508,13 @@
           <w:p>
             <w:pPr>
               <w:pStyle w:val="Compact"/>
-              <w:jc w:val="left"/>
-            </w:pPr>
-            <w:r>
+              <w:spacing w:before="20" w:after="20"/>
+              <w:jc w:val="left"/>
+            </w:pPr>
+            <w:r>
+              <w:rPr>
+                <w:sz w:val="18"/>
+              </w:rPr>
               <w:t xml:space="preserve">"Missing permission handoff:assign"</w:t>
             </w:r>
           </w:p>
@@ -2055,9 +2524,13 @@
           <w:p>
             <w:pPr>
               <w:pStyle w:val="Compact"/>
-              <w:jc w:val="left"/>
-            </w:pPr>
-            <w:r>
+              <w:spacing w:before="20" w:after="20"/>
+              <w:jc w:val="left"/>
+            </w:pPr>
+            <w:r>
+              <w:rPr>
+                <w:sz w:val="18"/>
+              </w:rPr>
               <w:t xml:space="preserve">Your account lacks the supervisor role. Contact the administrator.</w:t>
             </w:r>
           </w:p>
@@ -2069,9 +2542,13 @@
           <w:p>
             <w:pPr>
               <w:pStyle w:val="Compact"/>
-              <w:jc w:val="left"/>
-            </w:pPr>
-            <w:r>
+              <w:spacing w:before="20" w:after="20"/>
+              <w:jc w:val="left"/>
+            </w:pPr>
+            <w:r>
+              <w:rPr>
+                <w:sz w:val="18"/>
+              </w:rPr>
               <w:t xml:space="preserve">An agent cannot see a handoff you assigned</w:t>
             </w:r>
           </w:p>
@@ -2081,9 +2558,13 @@
           <w:p>
             <w:pPr>
               <w:pStyle w:val="Compact"/>
-              <w:jc w:val="left"/>
-            </w:pPr>
-            <w:r>
+              <w:spacing w:before="20" w:after="20"/>
+              <w:jc w:val="left"/>
+            </w:pPr>
+            <w:r>
+              <w:rPr>
+                <w:sz w:val="18"/>
+              </w:rPr>
               <w:t xml:space="preserve">Check the agent's region matches the handoff's region</w:t>
             </w:r>
           </w:p>
@@ -2095,9 +2576,13 @@
           <w:p>
             <w:pPr>
               <w:pStyle w:val="Compact"/>
-              <w:jc w:val="left"/>
-            </w:pPr>
-            <w:r>
+              <w:spacing w:before="20" w:after="20"/>
+              <w:jc w:val="left"/>
+            </w:pPr>
+            <w:r>
+              <w:rPr>
+                <w:sz w:val="18"/>
+              </w:rPr>
               <w:t xml:space="preserve">"… was modified by someone else"</w:t>
             </w:r>
           </w:p>
@@ -2107,9 +2592,13 @@
           <w:p>
             <w:pPr>
               <w:pStyle w:val="Compact"/>
-              <w:jc w:val="left"/>
-            </w:pPr>
-            <w:r>
+              <w:spacing w:before="20" w:after="20"/>
+              <w:jc w:val="left"/>
+            </w:pPr>
+            <w:r>
+              <w:rPr>
+                <w:sz w:val="18"/>
+              </w:rPr>
               <w:t xml:space="preserve">The agent updated it at the same time. Reload and retry.</w:t>
             </w:r>
           </w:p>
@@ -2121,9 +2610,13 @@
           <w:p>
             <w:pPr>
               <w:pStyle w:val="Compact"/>
-              <w:jc w:val="left"/>
-            </w:pPr>
-            <w:r>
+              <w:spacing w:before="20" w:after="20"/>
+              <w:jc w:val="left"/>
+            </w:pPr>
+            <w:r>
+              <w:rPr>
+                <w:sz w:val="18"/>
+              </w:rPr>
               <w:t xml:space="preserve">"Cannot move handoff from callback to open"</w:t>
             </w:r>
           </w:p>
@@ -2133,26 +2626,14 @@
           <w:p>
             <w:pPr>
               <w:pStyle w:val="Compact"/>
-              <w:jc w:val="left"/>
-            </w:pPr>
-            <w:r>
-              <w:t xml:space="preserve">Callback can go to claimed, won or lost only. Set</w:t>
-            </w:r>
-            <w:r>
-              <w:t xml:space="preserve"> </w:t>
-            </w:r>
-            <w:r>
-              <w:rPr>
-                <w:bCs/>
-                <w:b/>
-              </w:rPr>
-              <w:t xml:space="preserve">claimed</w:t>
-            </w:r>
-            <w:r>
-              <w:t xml:space="preserve"> </w:t>
-            </w:r>
-            <w:r>
-              <w:t xml:space="preserve">and reassign.</w:t>
+              <w:spacing w:before="20" w:after="20"/>
+              <w:jc w:val="left"/>
+            </w:pPr>
+            <w:r>
+              <w:rPr>
+                <w:sz w:val="18"/>
+              </w:rPr>
+              <w:t xml:space="preserve">Callback can go to claimed, won or lost only. Claim it first, then reassign.</w:t>
             </w:r>
           </w:p>
         </w:tc>
@@ -2218,7 +2699,7 @@
     </w:pPr>
     <w:r>
       <w:rPr>
-        <w:rFonts w:ascii="Arial" w:hAnsi="Arial"/>
+        <w:rFonts w:ascii="Calibri" w:hAnsi="Calibri"/>
         <w:sz w:val="16"/>
       </w:rPr>
       <w:t xml:space="preserve">Prepared by iorta TechNXT · Confidential · Page </w:t>
@@ -2263,7 +2744,7 @@
     </w:pPr>
     <w:r>
       <w:rPr>
-        <w:rFonts w:ascii="Arial" w:hAnsi="Arial"/>
+        <w:rFonts w:ascii="Calibri" w:hAnsi="Calibri"/>
         <w:color w:val="213368"/>
         <w:sz w:val="16"/>
       </w:rPr>
@@ -2549,36 +3030,6 @@
     </w:lvlOverride>
   </w:num>
   <w:num w:numId="1003">
-    <w:abstractNumId w:val="99411"/>
-    <w:lvlOverride w:ilvl="0">
-      <w:startOverride w:val="1"/>
-    </w:lvlOverride>
-    <w:lvlOverride w:ilvl="1">
-      <w:startOverride w:val="1"/>
-    </w:lvlOverride>
-    <w:lvlOverride w:ilvl="2">
-      <w:startOverride w:val="1"/>
-    </w:lvlOverride>
-    <w:lvlOverride w:ilvl="3">
-      <w:startOverride w:val="1"/>
-    </w:lvlOverride>
-    <w:lvlOverride w:ilvl="4">
-      <w:startOverride w:val="1"/>
-    </w:lvlOverride>
-    <w:lvlOverride w:ilvl="5">
-      <w:startOverride w:val="1"/>
-    </w:lvlOverride>
-    <w:lvlOverride w:ilvl="6">
-      <w:startOverride w:val="1"/>
-    </w:lvlOverride>
-    <w:lvlOverride w:ilvl="7">
-      <w:startOverride w:val="1"/>
-    </w:lvlOverride>
-    <w:lvlOverride w:ilvl="8">
-      <w:startOverride w:val="1"/>
-    </w:lvlOverride>
-  </w:num>
-  <w:num w:numId="1004">
     <w:abstractNumId w:val="991"/>
   </w:num>
 </w:numbering>
@@ -2606,9 +3057,9 @@
     <w:name w:val="Normal"/>
     <w:qFormat/>
     <w:rPr>
-      <w:rFonts w:ascii="Arial" w:cs="Arial" w:eastAsia="Arial" w:hAnsi="Arial"/>
+      <w:rFonts w:ascii="Calibri" w:cs="Calibri" w:eastAsia="Calibri" w:hAnsi="Calibri"/>
       <w:color w:val="121A33"/>
-      <w:sz w:val="21"/>
+      <w:sz w:val="22"/>
     </w:rPr>
   </w:style>
   <w:style w:styleId="BodyText" w:type="paragraph">
@@ -2620,9 +3071,9 @@
     </w:pPr>
     <w:qFormat/>
     <w:rPr>
-      <w:rFonts w:ascii="Arial" w:cs="Arial" w:eastAsia="Arial" w:hAnsi="Arial"/>
+      <w:rFonts w:ascii="Calibri" w:cs="Calibri" w:eastAsia="Calibri" w:hAnsi="Calibri"/>
       <w:color w:val="121A33"/>
-      <w:sz w:val="21"/>
+      <w:sz w:val="22"/>
     </w:rPr>
   </w:style>
   <w:style w:customStyle="1" w:styleId="FirstParagraph" w:type="paragraph">
@@ -2631,9 +3082,9 @@
     <w:next w:val="BodyText"/>
     <w:qFormat/>
     <w:rPr>
-      <w:rFonts w:ascii="Arial" w:cs="Arial" w:eastAsia="Arial" w:hAnsi="Arial"/>
+      <w:rFonts w:ascii="Calibri" w:cs="Calibri" w:eastAsia="Calibri" w:hAnsi="Calibri"/>
       <w:color w:val="121A33"/>
-      <w:sz w:val="21"/>
+      <w:sz w:val="22"/>
     </w:rPr>
   </w:style>
   <w:style w:customStyle="1" w:styleId="Compact" w:type="paragraph">
@@ -2644,9 +3095,9 @@
       <w:spacing w:after="36" w:before="36"/>
     </w:pPr>
     <w:rPr>
-      <w:rFonts w:ascii="Arial" w:cs="Arial" w:eastAsia="Arial" w:hAnsi="Arial"/>
+      <w:rFonts w:ascii="Calibri" w:cs="Calibri" w:eastAsia="Calibri" w:hAnsi="Calibri"/>
       <w:color w:val="121A33"/>
-      <w:sz w:val="21"/>
+      <w:sz w:val="22"/>
     </w:rPr>
   </w:style>
   <w:style w:styleId="Title" w:type="paragraph">
@@ -2661,11 +3112,11 @@
       <w:jc w:val="center"/>
     </w:pPr>
     <w:rPr>
-      <w:rFonts w:ascii="Arial" w:asciiTheme="majorHAnsi" w:cs="Arial" w:cstheme="majorBidi" w:eastAsia="Arial" w:eastAsiaTheme="majorEastAsia" w:hAnsi="Arial" w:hAnsiTheme="majorHAnsi"/>
+      <w:rFonts w:ascii="Calibri" w:asciiTheme="majorHAnsi" w:cs="Calibri" w:cstheme="majorBidi" w:eastAsia="Calibri" w:eastAsiaTheme="majorEastAsia" w:hAnsi="Calibri" w:hAnsiTheme="majorHAnsi"/>
       <w:b/>
       <w:bCs/>
       <w:color w:val="213368"/>
-      <w:sz w:val="48"/>
+      <w:sz w:val="52"/>
       <w:szCs w:val="36"/>
     </w:rPr>
   </w:style>
@@ -2681,7 +3132,7 @@
       <w:jc w:val="center"/>
     </w:pPr>
     <w:rPr>
-      <w:rFonts w:ascii="Arial" w:cs="Arial" w:eastAsia="Arial" w:hAnsi="Arial"/>
+      <w:rFonts w:ascii="Calibri" w:cs="Calibri" w:eastAsia="Calibri" w:hAnsi="Calibri"/>
       <w:b w:val="0"/>
       <w:color w:val="0B6B66"/>
       <w:sz w:val="26"/>
@@ -2950,9 +3401,9 @@
       <w:ind w:firstLine="0" w:left="480" w:right="480"/>
     </w:pPr>
     <w:rPr>
-      <w:rFonts w:ascii="Arial" w:cs="Arial" w:eastAsia="Arial" w:hAnsi="Arial"/>
+      <w:rFonts w:ascii="Calibri" w:cs="Calibri" w:eastAsia="Calibri" w:hAnsi="Calibri"/>
       <w:color w:val="121A33"/>
-      <w:sz w:val="21"/>
+      <w:sz w:val="22"/>
     </w:rPr>
   </w:style>
   <w:style w:styleId="FootnoteText" w:type="paragraph">
@@ -2975,7 +3426,7 @@
     <w:unhideWhenUsed/>
     <w:qFormat/>
     <w:rPr>
-      <w:rFonts w:ascii="Arial" w:cs="Arial" w:eastAsia="Arial" w:hAnsi="Arial"/>
+      <w:rFonts w:ascii="Calibri" w:cs="Calibri" w:eastAsia="Calibri" w:hAnsi="Calibri"/>
       <w:sz w:val="18"/>
     </w:rPr>
     <w:tblPr>
@@ -3071,7 +3522,8 @@
     <w:basedOn w:val="BodyTextChar"/>
     <w:rPr>
       <w:rFonts w:ascii="Consolas" w:cs="Consolas" w:eastAsia="Consolas" w:hAnsi="Consolas"/>
-      <w:sz w:val="17"/>
+      <w:color w:val="2A3A6E"/>
+      <w:sz w:val="18"/>
     </w:rPr>
   </w:style>
   <w:style w:customStyle="1" w:styleId="SectionNumber" w:type="character">
